--- a/labs/Outreach-HorseGaits/Horse_Gait_Lab_Teacher_Guide.docx
+++ b/labs/Outreach-HorseGaits/Horse_Gait_Lab_Teacher_Guide.docx
@@ -15,31 +15,7 @@
           <w:sz w:val="18"/>
           <w:szCs w:val="18"/>
         </w:rPr>
-        <w:t xml:space="preserve">SONIA KOVALEVSKY </w:t>
-      </w:r>
-      <w:proofErr w:type="gramStart"/>
-      <w:r>
-        <w:rPr>
-          <w:b/>
-          <w:bCs/>
-          <w:color w:val="B85042"/>
-          <w:spacing w:val="40"/>
-          <w:sz w:val="18"/>
-          <w:szCs w:val="18"/>
-        </w:rPr>
-        <w:t>DAY  ·</w:t>
-      </w:r>
-      <w:proofErr w:type="gramEnd"/>
-      <w:r>
-        <w:rPr>
-          <w:b/>
-          <w:bCs/>
-          <w:color w:val="B85042"/>
-          <w:spacing w:val="40"/>
-          <w:sz w:val="18"/>
-          <w:szCs w:val="18"/>
-        </w:rPr>
-        <w:t xml:space="preserve">  EQUIPHYSICS OUTREACH MODULE</w:t>
+        <w:t xml:space="preserve">EQUIPHYSICS OUTREACH MODULE</w:t>
       </w:r>
     </w:p>
     <w:p>
@@ -89,53 +65,7 @@
           <w:iCs/>
           <w:color w:val="6B5B4A"/>
         </w:rPr>
-        <w:t xml:space="preserve">Developed by Laura Miller / </w:t>
-      </w:r>
-      <w:proofErr w:type="spellStart"/>
-      <w:proofErr w:type="gramStart"/>
-      <w:r>
-        <w:rPr>
-          <w:i/>
-          <w:iCs/>
-          <w:color w:val="6B5B4A"/>
-        </w:rPr>
-        <w:t>EquiPhysics</w:t>
-      </w:r>
-      <w:proofErr w:type="spellEnd"/>
-      <w:r>
-        <w:rPr>
-          <w:i/>
-          <w:iCs/>
-          <w:color w:val="6B5B4A"/>
-        </w:rPr>
-        <w:t xml:space="preserve">  ·</w:t>
-      </w:r>
-      <w:proofErr w:type="gramEnd"/>
-      <w:r>
-        <w:rPr>
-          <w:i/>
-          <w:iCs/>
-          <w:color w:val="6B5B4A"/>
-        </w:rPr>
-        <w:t xml:space="preserve">  </w:t>
-      </w:r>
-      <w:proofErr w:type="gramStart"/>
-      <w:r>
-        <w:rPr>
-          <w:i/>
-          <w:iCs/>
-          <w:color w:val="6B5B4A"/>
-        </w:rPr>
-        <w:t>equiphysics.org  ·</w:t>
-      </w:r>
-      <w:proofErr w:type="gramEnd"/>
-      <w:r>
-        <w:rPr>
-          <w:i/>
-          <w:iCs/>
-          <w:color w:val="6B5B4A"/>
-        </w:rPr>
-        <w:t xml:space="preserve">  Web app: </w:t>
+        <w:t xml:space="preserve">Developed by Laura Miller / EquiPhysics  ·  equiphysics.org  ·  Web app: </w:t>
       </w:r>
       <w:hyperlink r:id="rId7" w:history="1">
         <w:r>
@@ -162,21 +92,7 @@
         <w:spacing w:before="60" w:after="60"/>
       </w:pPr>
       <w:r>
-        <w:t xml:space="preserve">Horse Gait Lab is a 60-minute, hands-on activity that teaches one big math idea through real horses: complex behavior can emerge from a few simple coupled oscillators. Students drive a phone-based simulator of a horse’s four legs, switch between gaits, watch the transitions break down when </w:t>
-      </w:r>
-      <w:r>
-        <w:t>the coupling</w:t>
-      </w:r>
-      <w:r>
-        <w:t xml:space="preserve"> gets weak, and then compare the simulator to 80 strides of real data from a horse named Duque. No calculus is required. The payoff is that students see a differential equation </w:t>
-      </w:r>
-      <w:proofErr w:type="gramStart"/>
-      <w:r>
-        <w:t>behave —</w:t>
-      </w:r>
-      <w:proofErr w:type="gramEnd"/>
-      <w:r>
-        <w:t xml:space="preserve"> on a screen — as something they recognize from the natural world.</w:t>
+        <w:t xml:space="preserve">Horse Gait Lab is a 60-minute, hands-on activity that teaches one big math idea through real horses: complex behavior can emerge from a few simple coupled oscillators. Students drive a phone-based simulator of a horse’s four legs, switch between gaits, watch the transitions break down when the coupling gets weak, and then compare the simulator to 80 strides of real data from a horse named Duque. No calculus is required. The payoff is that students see a differential equation behave — on a screen — as something they recognize from the natural world.</w:t>
       </w:r>
     </w:p>
     <w:p>
@@ -184,7 +100,7 @@
         <w:spacing w:before="60" w:after="60"/>
       </w:pPr>
       <w:r>
-        <w:t>The activity is designed for Sonia Kovalevsky Day and similar STEM outreach events, but any math, physics, or biology classroom can run it. It works best with students who have seen sine and cosine and are comfortable thinking about “phase” as “how far around a circle you are.”</w:t>
+        <w:t>The activity is designed for STEM outreach events — Tucson High School students ran the whole lesson on their phones — but any math, physics, or biology classroom can run it. It works best with students who have seen sine and cosine and are comfortable thinking about “phase” as “how far around a circle you are.”</w:t>
       </w:r>
     </w:p>
     <w:p>
@@ -205,15 +121,7 @@
         <w:spacing w:before="30" w:after="30"/>
       </w:pPr>
       <w:r>
-        <w:t xml:space="preserve">Recognize that a horse’s gait </w:t>
-      </w:r>
-      <w:proofErr w:type="gramStart"/>
-      <w:r>
-        <w:t>is</w:t>
-      </w:r>
-      <w:proofErr w:type="gramEnd"/>
-      <w:r>
-        <w:t xml:space="preserve"> a phase pattern — each leg is a clock, and the gait is how those clocks line up.</w:t>
+        <w:t xml:space="preserve">Recognize that a horse’s gait is a phase pattern — each leg is a clock, and the gait is how those clocks line up.</w:t>
       </w:r>
     </w:p>
     <w:p>
@@ -294,15 +202,7 @@
         <w:spacing w:before="30" w:after="30"/>
       </w:pPr>
       <w:r>
-        <w:t xml:space="preserve">Stable Wi-Fi capable of serving ~15 simultaneous browser sessions. The web app loads once and then </w:t>
-      </w:r>
-      <w:proofErr w:type="gramStart"/>
-      <w:r>
-        <w:t>runs</w:t>
-      </w:r>
-      <w:proofErr w:type="gramEnd"/>
-      <w:r>
-        <w:t xml:space="preserve"> offline, so spotty Wi-Fi after loading is fine.</w:t>
+        <w:t xml:space="preserve">Stable Wi-Fi capable of serving ~15 simultaneous browser sessions. The web app loads once and then runs offline, so spotty Wi-Fi after loading is fine.</w:t>
       </w:r>
     </w:p>
     <w:p>
@@ -353,15 +253,7 @@
         <w:spacing w:before="30" w:after="30"/>
       </w:pPr>
       <w:r>
-        <w:t>Printed worksheets (</w:t>
-      </w:r>
-      <w:proofErr w:type="gramStart"/>
-      <w:r>
-        <w:t>Horse_Gait_Lab_Worksheet.docx) —</w:t>
-      </w:r>
-      <w:proofErr w:type="gramEnd"/>
-      <w:r>
-        <w:t xml:space="preserve"> one per student.</w:t>
+        <w:t xml:space="preserve">Printed worksheets (Horse_Gait_Lab_Worksheet.docx) — one per student.</w:t>
       </w:r>
     </w:p>
     <w:p>
@@ -387,7 +279,7 @@
         <w:spacing w:before="30" w:after="30"/>
       </w:pPr>
       <w:r>
-        <w:t>(Optional) Speakers on the projector so you can play a clip of hoofbeats during the intro — students “hearing” a trot makes the beats-per-stride idea click.</w:t>
+        <w:t>(Optional) Speakers on the projector — the app has a built-in Hoofbeats button (🔊) that plays a clip-clop on every footfall, and students “hearing” a trot makes the beats-per-stride idea click.</w:t>
       </w:r>
     </w:p>
     <w:p>
@@ -456,7 +348,7 @@
         <w:spacing w:before="30" w:after="30"/>
       </w:pPr>
       <w:r>
-        <w:t>Open the web app on the projector and verify every gait button works. Tap through walk → trot → pace → bound → gallop to warm up the animation.</w:t>
+        <w:t>Open the web app on the projector and verify every gait button works. Tap through walk → trot → pace → canter → gallop to warm up the animation, and tap the Hoofbeats button (🔊) once so you know the room can hear it.</w:t>
       </w:r>
     </w:p>
     <w:p>
@@ -508,15 +400,7 @@
         <w:spacing w:before="30" w:after="30"/>
       </w:pPr>
       <w:r>
-        <w:t xml:space="preserve">Pre-load one pair’s </w:t>
-      </w:r>
-      <w:proofErr w:type="gramStart"/>
-      <w:r>
-        <w:t>phone</w:t>
-      </w:r>
-      <w:proofErr w:type="gramEnd"/>
-      <w:r>
-        <w:t xml:space="preserve"> if possible, to use as a reference device if a student’s browser misbehaves.</w:t>
+        <w:t xml:space="preserve">Pre-load one pair’s phone if possible, to use as a reference device if a student’s browser misbehaves.</w:t>
       </w:r>
     </w:p>
     <w:p>
@@ -538,19 +422,7 @@
         <w:spacing w:before="60" w:after="60"/>
       </w:pPr>
       <w:r>
-        <w:t xml:space="preserve">This is the schedule that has worked for us. </w:t>
-      </w:r>
-      <w:r>
-        <w:t>If students</w:t>
-      </w:r>
-      <w:r>
-        <w:t xml:space="preserve"> are deep in Part B</w:t>
-      </w:r>
-      <w:r>
-        <w:t>,</w:t>
-      </w:r>
-      <w:r>
-        <w:t xml:space="preserve"> you can borrow time from Part D, and if Part A takes off you can trim the canter-building in Part C to one phase pattern instead of two.</w:t>
+        <w:t xml:space="preserve">This is the schedule that has worked for us. If students are deep in Part B, you can borrow time from Part D, and if Part A takes off you can trim the gait-building in Part C to one phase pattern instead of two.</w:t>
       </w:r>
     </w:p>
     <w:tbl>
@@ -811,13 +683,7 @@
           </w:tcPr>
           <w:p>
             <w:r>
-              <w:t xml:space="preserve">Project Sonia Kovalevsky slide. Ask: “What does it take to walk across a room without thinking about it?” Accept any answer. Lead into the idea that your </w:t>
-            </w:r>
-            <w:r>
-              <w:t>nervous system</w:t>
-            </w:r>
-            <w:r>
-              <w:t xml:space="preserve"> times your legs, and horses have one too.</w:t>
+              <w:t xml:space="preserve">Project Sonia Kovalevsky slide. Ask: “What does it take to walk across a room without thinking about it?” Accept any answer. Lead into the idea that your nervous system times your legs, and horses have one too.</w:t>
             </w:r>
           </w:p>
         </w:tc>
@@ -1152,29 +1018,7 @@
           </w:tcPr>
           <w:p>
             <w:r>
-              <w:t xml:space="preserve">Students try K = 2, 6, and 12 during a </w:t>
-            </w:r>
-            <w:proofErr w:type="spellStart"/>
-            <w:r>
-              <w:t>trot↔pace</w:t>
-            </w:r>
-            <w:proofErr w:type="spellEnd"/>
-            <w:r>
-              <w:t xml:space="preserve"> switch. This is the </w:t>
-            </w:r>
-            <w:proofErr w:type="spellStart"/>
-            <w:r>
-              <w:t>mathiest</w:t>
-            </w:r>
-            <w:proofErr w:type="spellEnd"/>
-            <w:r>
-              <w:t xml:space="preserve"> moment of the hour</w:t>
-            </w:r>
-            <w:r>
-              <w:t xml:space="preserve">. </w:t>
-            </w:r>
-            <w:r>
-              <w:t>After 8 minutes, pull the room together for 2 minutes and ask: “What did K actually do?”</w:t>
+              <w:t xml:space="preserve">Students try K = 2, 6, and 12 during a trot↔pace switch. This is the mathiest moment of the hour. After 8 minutes, pull the room together for 2 minutes and ask: “What did K actually do?”</w:t>
             </w:r>
           </w:p>
         </w:tc>
@@ -1234,7 +1078,7 @@
                 <w:b/>
                 <w:bCs/>
               </w:rPr>
-              <w:t>Part C — Build a canter</w:t>
+              <w:t>Part C — Construct the bound</w:t>
             </w:r>
           </w:p>
         </w:tc>
@@ -1283,15 +1127,7 @@
           </w:tcPr>
           <w:p>
             <w:r>
-              <w:t xml:space="preserve">Students open the custom phase </w:t>
-            </w:r>
-            <w:proofErr w:type="gramStart"/>
-            <w:r>
-              <w:t>sliders</w:t>
-            </w:r>
-            <w:proofErr w:type="gramEnd"/>
-            <w:r>
-              <w:t xml:space="preserve"> and enter the right-lead canter targets. Lower duty factor to produce suspension. Ambitious pairs attempt “invented gaits” (flying pace, trot with suspension). This is the most fun part — protect its time.</w:t>
+              <w:t xml:space="preserve">Students construct the bound — the two-beat gait the app does not have — with the phase sliders, then turn on Hoofbeats to count the beats and lower duty factor to find the suspension. They press Trot and Pace at the end to compare the three pairings. Ambitious pairs attempt “invented gaits” (flying pace, trot with suspension). This is the most fun part — protect its time.</w:t>
             </w:r>
           </w:p>
         </w:tc>
@@ -1404,15 +1240,7 @@
           </w:tcPr>
           <w:p>
             <w:r>
-              <w:t xml:space="preserve">Students open the Duque scatter plots and answer the three reality-check questions. At 48 minutes, pull the room together and show the experimental-plot explainer slide. </w:t>
-            </w:r>
-            <w:proofErr w:type="gramStart"/>
-            <w:r>
-              <w:t>Walk</w:t>
-            </w:r>
-            <w:proofErr w:type="gramEnd"/>
-            <w:r>
-              <w:t xml:space="preserve"> through one plot together.</w:t>
+              <w:t xml:space="preserve">Students open the Duque scatter plots and answer the three reality-check questions. At 48 minutes, pull the room together and show the experimental-plot explainer slide. Walk through one plot together.</w:t>
             </w:r>
           </w:p>
         </w:tc>
@@ -1521,15 +1349,7 @@
           </w:tcPr>
           <w:p>
             <w:r>
-              <w:t xml:space="preserve">Call on 2–3 pairs for a finding. Land the three big ideas (see Debrief). Close with the Duque case-study + </w:t>
-            </w:r>
-            <w:proofErr w:type="spellStart"/>
-            <w:r>
-              <w:t>EquiPhysics</w:t>
-            </w:r>
-            <w:proofErr w:type="spellEnd"/>
-            <w:r>
-              <w:t xml:space="preserve"> slide. Thank the students for being scientists for an hour.</w:t>
+              <w:t xml:space="preserve">Call on 2–3 pairs for a finding. Land the three big ideas (see Debrief). Close with the Duque case-study + EquiPhysics slide. Thank the students for being scientists for an hour.</w:t>
             </w:r>
           </w:p>
         </w:tc>
@@ -1565,23 +1385,7 @@
       </w:pPr>
       <w:r>
         <w:lastRenderedPageBreak/>
-        <w:t xml:space="preserve">A horse has four legs. Pick any one leg (say the left hind) and call it the reference. Every other leg </w:t>
-      </w:r>
-      <w:proofErr w:type="gramStart"/>
-      <w:r>
-        <w:t>lands</w:t>
-      </w:r>
-      <w:proofErr w:type="gramEnd"/>
-      <w:r>
-        <w:t xml:space="preserve"> at some fraction of a stride after the reference. That fraction is the leg’s phase, written as a number between 0 and 1. The walk is approximately LH 0, LF 0.25, RH 0.50, RF 0.75. The trot pairs </w:t>
-      </w:r>
-      <w:proofErr w:type="gramStart"/>
-      <w:r>
-        <w:t>diagonals</w:t>
-      </w:r>
-      <w:proofErr w:type="gramEnd"/>
-      <w:r>
-        <w:t>: LH 0, RF 0, RH 0.5, LF 0.5. The pace pairs same sides: LH 0, LF 0, RH 0.5, RF 0.5. Every gait you know is just a different set of four numbers.</w:t>
+        <w:t xml:space="preserve">A horse has four legs. Pick any one leg (say the left hind) and call it the reference. Every other leg lands at some fraction of a stride after the reference. That fraction is the leg’s phase, written as a number between 0 and 1. The walk is approximately LH 0, LF 0.25, RH 0.50, RF 0.75. The trot pairs diagonals: LH 0, RF 0, RH 0.5, LF 0.5. The pace pairs same sides: LH 0, LF 0, RH 0.5, RF 0.5. Every gait you know is just a different set of four numbers.</w:t>
       </w:r>
     </w:p>
     <w:p>
@@ -1597,15 +1401,7 @@
         <w:spacing w:before="60" w:after="60"/>
       </w:pPr>
       <w:r>
-        <w:t xml:space="preserve">Each leg is modeled as a phase oscillator, a clock that goes around a circle at a steady rate. The four clocks are coupled: each clock’s rate is nudged by the other three so that the whole set tries to settle into a target pattern. This is the Kuramoto model, and the equation for leg </w:t>
-      </w:r>
-      <w:proofErr w:type="spellStart"/>
-      <w:r>
-        <w:t>i</w:t>
-      </w:r>
-      <w:proofErr w:type="spellEnd"/>
-      <w:r>
-        <w:t xml:space="preserve"> is:</w:t>
+        <w:t xml:space="preserve">Each leg is modeled as a phase oscillator, a clock that goes around a circle at a steady rate. The four clocks are coupled: each clock’s rate is nudged by the other three so that the whole set tries to settle into a target pattern. This is the Kuramoto model, and the equation for leg i is:</w:t>
       </w:r>
     </w:p>
     <w:p>
@@ -1613,7 +1409,6 @@
         <w:spacing w:before="80" w:after="80"/>
         <w:jc w:val="center"/>
       </w:pPr>
-      <w:proofErr w:type="spellStart"/>
       <w:r>
         <w:rPr>
           <w:b/>
@@ -1621,221 +1416,133 @@
           <w:sz w:val="24"/>
           <w:szCs w:val="24"/>
         </w:rPr>
-        <w:t>dθ</w:t>
-      </w:r>
-      <w:proofErr w:type="spellEnd"/>
+        <w:t xml:space="preserve">dθᵢ/dt = ω + (K/3) Σⱼ sin((θⱼ − θᵢ) − (φ*ⱼ − φ*ᵢ))</w:t>
+      </w:r>
+    </w:p>
+    <w:p>
+      <w:pPr>
+        <w:spacing w:before="60" w:after="60"/>
+      </w:pPr>
+      <w:r>
+        <w:t xml:space="preserve">Read aloud: the rate of change of leg i’s phase is its natural walking speed ω, plus a correction from each other leg that depends on how far off the target pattern it currently is. The strength of that correction is K. If a student asks what the sine is doing, it’s how the model measures when the legs are “off,” and it returns zero exactly when the legs are in the target pattern, which is why the gait locks in there.</w:t>
+      </w:r>
+    </w:p>
+    <w:p>
+      <w:pPr>
+        <w:pStyle w:val="Heading3"/>
+      </w:pPr>
+      <w:r>
+        <w:t>Why K matters</w:t>
+      </w:r>
+    </w:p>
+    <w:p>
+      <w:pPr>
+        <w:spacing w:before="60" w:after="60"/>
+      </w:pPr>
+      <w:r>
+        <w:t xml:space="preserve">K is the coupling strength. When K is small, the legs barely talk to each other, and gait transitions are slow and messy — a student tapping Pace while on Trot will see the legs drift for several strides before settling. When K is large, the legs snap into the new pattern almost instantly. Real horses behave like the middle value: firm coupling, but not rigid.</w:t>
+      </w:r>
+    </w:p>
+    <w:p>
+      <w:pPr>
+        <w:pStyle w:val="Heading3"/>
+      </w:pPr>
+      <w:r>
+        <w:t>Duty factor vs. phase</w:t>
+      </w:r>
+    </w:p>
+    <w:p>
+      <w:pPr>
+        <w:spacing w:before="60" w:after="60"/>
+      </w:pPr>
+      <w:r>
+        <w:t>Phase tells you when a hoof lands. Duty factor tells you how long it stays on the ground, as a fraction of one stride. A real walk has duty factor around 0.63, a trot around 0.47, and a galloping duty factor can drop below 0.30. (The app starts the walk at a lower duty, 0.48, so the phase clock looks airier — students can drag the slider up to the measured value.) When duty factor falls below about 0.5 in a 2-beat gait, the horse has a moment with no hooves on the ground — a suspension. In the 3-beat canter the threshold is lower: with the last footfall at 0.60, the suspension appears only when duty drops below 0.40. That is exactly how students “build” a trot with suspension or a canter in Part C: same phases, lower duty.</w:t>
+      </w:r>
+    </w:p>
+    <w:p>
+      <w:pPr>
+        <w:pStyle w:val="Heading3"/>
+      </w:pPr>
+      <w:r>
+        <w:t>CPGs: the real biology</w:t>
+      </w:r>
+    </w:p>
+    <w:p>
+      <w:pPr>
+        <w:spacing w:before="60" w:after="60"/>
+      </w:pPr>
+      <w:r>
+        <w:t>Central Pattern Generators are networks of neurons in the spinal cord that produce rhythmic outputs for walking, swimming, breathing, and flying. Phase-oscillator models are a compact mathematical stand-in for CPG behavior. This is not a toy: the same equations are used to design walking robots, diagnose lameness before a rider can feel it, and track recovery from neurological injury in humans.</w:t>
+      </w:r>
+    </w:p>
+    <w:p>
+      <w:r>
+        <w:br w:type="page"/>
+      </w:r>
+    </w:p>
+    <w:p>
+      <w:pPr>
+        <w:pStyle w:val="Heading1"/>
+      </w:pPr>
+      <w:r>
+        <w:lastRenderedPageBreak/>
+        <w:t>Part-by-part facilitator notes</w:t>
+      </w:r>
+    </w:p>
+    <w:p>
+      <w:pPr>
+        <w:pStyle w:val="Heading2"/>
+      </w:pPr>
+      <w:r>
+        <w:t>Part A — Observe the five gaits</w:t>
+      </w:r>
+    </w:p>
+    <w:p>
+      <w:pPr>
+        <w:spacing w:before="60" w:after="60"/>
+      </w:pPr>
+      <w:r>
+        <w:t xml:space="preserve">Goal: students describe the rhythm of each gait in their own words. Words like “da-DUM-da-DUM” and “four even clicks” are ideal.</w:t>
+      </w:r>
+    </w:p>
+    <w:p>
+      <w:pPr>
+        <w:pStyle w:val="ListParagraph"/>
+        <w:numPr>
+          <w:ilvl w:val="0"/>
+          <w:numId w:val="2"/>
+        </w:numPr>
+        <w:spacing w:before="30" w:after="30"/>
+      </w:pPr>
       <w:r>
         <w:rPr>
           <w:b/>
           <w:bCs/>
-          <w:sz w:val="24"/>
-          <w:szCs w:val="24"/>
-        </w:rPr>
-        <w:t xml:space="preserve">ᵢ/dt = ω + (K/3) Σⱼ </w:t>
-      </w:r>
-      <w:proofErr w:type="gramStart"/>
+        </w:rPr>
+        <w:t xml:space="preserve">What success looks like: </w:t>
+      </w:r>
+      <w:r>
+        <w:t>every worksheet has a sentence in each row, and at least some of those sentences mention beats, pairs, or suspension.</w:t>
+      </w:r>
+    </w:p>
+    <w:p>
+      <w:pPr>
+        <w:pStyle w:val="ListParagraph"/>
+        <w:numPr>
+          <w:ilvl w:val="0"/>
+          <w:numId w:val="2"/>
+        </w:numPr>
+        <w:spacing w:before="30" w:after="30"/>
+      </w:pPr>
       <w:r>
         <w:rPr>
           <w:b/>
           <w:bCs/>
-          <w:sz w:val="24"/>
-          <w:szCs w:val="24"/>
-        </w:rPr>
-        <w:t>sin(</w:t>
-      </w:r>
-      <w:proofErr w:type="gramEnd"/>
-      <w:r>
-        <w:rPr>
-          <w:b/>
-          <w:bCs/>
-          <w:sz w:val="24"/>
-          <w:szCs w:val="24"/>
-        </w:rPr>
-        <w:t>(θⱼ − θᵢ) − (φ*ⱼ − φ*ᵢ))</w:t>
-      </w:r>
-    </w:p>
-    <w:p>
-      <w:pPr>
-        <w:spacing w:before="60" w:after="60"/>
-      </w:pPr>
-      <w:r>
-        <w:t xml:space="preserve">Read aloud: the rate of change of </w:t>
-      </w:r>
-      <w:proofErr w:type="gramStart"/>
-      <w:r>
-        <w:t>leg i’s phase</w:t>
-      </w:r>
-      <w:proofErr w:type="gramEnd"/>
-      <w:r>
-        <w:t xml:space="preserve"> is its natural walking speed ω, plus a correction from each </w:t>
-      </w:r>
-      <w:proofErr w:type="gramStart"/>
-      <w:r>
-        <w:t>other leg</w:t>
-      </w:r>
-      <w:proofErr w:type="gramEnd"/>
-      <w:r>
-        <w:t xml:space="preserve"> that depends on how far off the target pattern it currently is. The strength of that correction is K. If a student asks what the sine is doing, it’s how the model measures </w:t>
-      </w:r>
-      <w:r>
-        <w:t xml:space="preserve">when the legs are </w:t>
-      </w:r>
-      <w:r>
-        <w:t>“off,” and it returns zero exactly when the legs are in the target pattern, which is why the gait locks in there.</w:t>
-      </w:r>
-    </w:p>
-    <w:p>
-      <w:pPr>
-        <w:pStyle w:val="Heading3"/>
-      </w:pPr>
-      <w:r>
-        <w:t>Why K matters</w:t>
-      </w:r>
-    </w:p>
-    <w:p>
-      <w:pPr>
-        <w:spacing w:before="60" w:after="60"/>
-      </w:pPr>
-      <w:r>
-        <w:t>K is the coupling strength. When K is small, the legs barely talk to each other</w:t>
-      </w:r>
-      <w:r>
-        <w:t>,</w:t>
-      </w:r>
-      <w:r>
-        <w:t xml:space="preserve"> and gait transitions are slow and </w:t>
-      </w:r>
-      <w:proofErr w:type="gramStart"/>
-      <w:r>
-        <w:t>messy — a</w:t>
-      </w:r>
-      <w:proofErr w:type="gramEnd"/>
-      <w:r>
-        <w:t xml:space="preserve"> student tapping Pace while on Trot will see the legs drift for several strides before settling. When K is large, the legs snap into the new pattern almost instantly. Real horses behave like the middle value: firm coupling, but not rigid.</w:t>
-      </w:r>
-    </w:p>
-    <w:p>
-      <w:pPr>
-        <w:pStyle w:val="Heading3"/>
-      </w:pPr>
-      <w:r>
-        <w:t>Duty factor vs. phase</w:t>
-      </w:r>
-    </w:p>
-    <w:p>
-      <w:pPr>
-        <w:spacing w:before="60" w:after="60"/>
-      </w:pPr>
-      <w:r>
-        <w:t>Phase tells you when a hoof lands. Duty factor tells you how long it stays on the ground, as a fraction of one stride. A walk has duty factor around 0.63, a trot around 0.46, and a galloping duty factor can drop below 0.30. When duty factor falls below about 0.5 in a 2-beat gait, the horse has a moment with no hooves on the ground — a suspension. That is exactly how students “build” a trot with suspension or a canter in Part C: same phases, lower duty.</w:t>
-      </w:r>
-    </w:p>
-    <w:p>
-      <w:pPr>
-        <w:pStyle w:val="Heading3"/>
-      </w:pPr>
-      <w:r>
-        <w:t>CPGs: the real biology</w:t>
-      </w:r>
-    </w:p>
-    <w:p>
-      <w:pPr>
-        <w:spacing w:before="60" w:after="60"/>
-      </w:pPr>
-      <w:r>
-        <w:t>Central Pattern Generators are networks of neurons in the spinal cord that produce rhythmic outputs for walking, swimming, breathing, and flying. Phase-oscillator models are a compact mathematical stand-in for CPG behavior. This is not a toy: the same equations are used to design walking robots, diagnose lameness before a rider can feel it, and track recovery from neurological injury in humans.</w:t>
-      </w:r>
-    </w:p>
-    <w:p>
-      <w:r>
-        <w:br w:type="page"/>
-      </w:r>
-    </w:p>
-    <w:p>
-      <w:pPr>
-        <w:pStyle w:val="Heading1"/>
-      </w:pPr>
-      <w:r>
-        <w:lastRenderedPageBreak/>
-        <w:t>Part-by-part facilitator notes</w:t>
-      </w:r>
-    </w:p>
-    <w:p>
-      <w:pPr>
-        <w:pStyle w:val="Heading2"/>
-      </w:pPr>
-      <w:r>
-        <w:t>Part A — Observe the five gaits</w:t>
-      </w:r>
-    </w:p>
-    <w:p>
-      <w:pPr>
-        <w:spacing w:before="60" w:after="60"/>
-      </w:pPr>
-      <w:r>
-        <w:t xml:space="preserve">Goal: students describe the rhythm of each gait in their own words. </w:t>
-      </w:r>
-      <w:r>
-        <w:t>Words</w:t>
-      </w:r>
-      <w:r>
-        <w:t xml:space="preserve"> like “da-DUM-da-DUM” and “four even clicks” are ideal.</w:t>
-      </w:r>
-    </w:p>
-    <w:p>
-      <w:pPr>
-        <w:pStyle w:val="ListParagraph"/>
-        <w:numPr>
-          <w:ilvl w:val="0"/>
-          <w:numId w:val="2"/>
-        </w:numPr>
-        <w:spacing w:before="30" w:after="30"/>
-      </w:pPr>
-      <w:r>
-        <w:rPr>
-          <w:b/>
-          <w:bCs/>
-        </w:rPr>
-        <w:t xml:space="preserve">What success looks like: </w:t>
-      </w:r>
-      <w:r>
-        <w:t>every worksheet has a sentence in each row, and at least some of those sentences mention beats, pairs, or suspension.</w:t>
-      </w:r>
-    </w:p>
-    <w:p>
-      <w:pPr>
-        <w:pStyle w:val="ListParagraph"/>
-        <w:numPr>
-          <w:ilvl w:val="0"/>
-          <w:numId w:val="2"/>
-        </w:numPr>
-        <w:spacing w:before="30" w:after="30"/>
-      </w:pPr>
-      <w:r>
-        <w:rPr>
-          <w:b/>
-          <w:bCs/>
         </w:rPr>
         <w:t xml:space="preserve">Common sticking point: </w:t>
       </w:r>
       <w:r>
-        <w:t xml:space="preserve">“I can’t tell the difference between a trot and a pace.” Have </w:t>
-      </w:r>
-      <w:proofErr w:type="gramStart"/>
-      <w:r>
-        <w:t>them</w:t>
-      </w:r>
-      <w:proofErr w:type="gramEnd"/>
-      <w:r>
-        <w:t xml:space="preserve"> hold a finger on the footfall strip and trace the two diagonal pairs vs. the two same-side pairs. The </w:t>
-      </w:r>
-      <w:proofErr w:type="gramStart"/>
-      <w:r>
-        <w:t>visual is</w:t>
-      </w:r>
-      <w:proofErr w:type="gramEnd"/>
-      <w:r>
-        <w:t xml:space="preserve"> often clearer than the animation.</w:t>
+        <w:t xml:space="preserve">“I can’t tell the difference between a trot and a pace.” Have them hold a finger on the footfall strip and trace the two diagonal pairs vs. the two same-side pairs. The visual is often clearer than the animation.</w:t>
       </w:r>
     </w:p>
     <w:p>
@@ -1876,15 +1583,7 @@
         <w:spacing w:before="60" w:after="60"/>
       </w:pPr>
       <w:r>
-        <w:t xml:space="preserve">Goal: students feel the difference between weak and strong </w:t>
-      </w:r>
-      <w:proofErr w:type="gramStart"/>
-      <w:r>
-        <w:t>coupling, and</w:t>
-      </w:r>
-      <w:proofErr w:type="gramEnd"/>
-      <w:r>
-        <w:t xml:space="preserve"> articulate in one sentence what K does. This is the mathematical heart of the activity.</w:t>
+        <w:t xml:space="preserve">Goal: students feel the difference between weak and strong coupling, and articulate in one sentence what K does. This is the mathematical heart of the activity.</w:t>
       </w:r>
     </w:p>
     <w:p>
@@ -1924,15 +1623,7 @@
         <w:t xml:space="preserve">Common sticking point: </w:t>
       </w:r>
       <w:r>
-        <w:t xml:space="preserve">students forget to </w:t>
-      </w:r>
-      <w:proofErr w:type="gramStart"/>
-      <w:r>
-        <w:t>actually tap</w:t>
-      </w:r>
-      <w:proofErr w:type="gramEnd"/>
-      <w:r>
-        <w:t xml:space="preserve"> a gait button to trigger a transition. They stare at a steady trot and wait. </w:t>
+        <w:t xml:space="preserve">students forget to actually tap a gait button to trigger a transition. They stare at a steady trot and wait. The 🎲 “Scatter the legs” button is another way in: it randomizes the phases, and the class can watch K pull the gait back together while the “In sync” meter climbs. </w:t>
       </w:r>
     </w:p>
     <w:p>
@@ -1965,7 +1656,7 @@
         <w:pStyle w:val="Heading2"/>
       </w:pPr>
       <w:r>
-        <w:t>Part C — Build a canter, then invent your own</w:t>
+        <w:t>Part C — Construct the bound, then invent your own</w:t>
       </w:r>
     </w:p>
     <w:p>
@@ -1973,13 +1664,7 @@
         <w:spacing w:before="60" w:after="60"/>
       </w:pPr>
       <w:r>
-        <w:t xml:space="preserve">Goal: students </w:t>
-      </w:r>
-      <w:r>
-        <w:t>become</w:t>
-      </w:r>
-      <w:r>
-        <w:t xml:space="preserve"> designers of gait patterns. </w:t>
+        <w:t xml:space="preserve">Goal: students become designers of gait patterns. This is the payoff activity — the sliders stop being abstract the moment students realize a gait IS a set of phase offsets. There are only three ways to pair four legs two-by-two — diagonal (trot), same-side (pace), and front/hind (bound) — and the app ships only the first two. Students build the third. </w:t>
       </w:r>
     </w:p>
     <w:p>
@@ -1996,10 +1681,10 @@
           <w:b/>
           <w:bCs/>
         </w:rPr>
-        <w:t xml:space="preserve">Canter targets (right lead): </w:t>
-      </w:r>
-      <w:r>
-        <w:t>LH 0, RH 0.25, LF 0.25, RF 0.50. Duty factor around 0.30–0.35 for a visible suspension.</w:t>
+        <w:t xml:space="preserve">Bound targets: </w:t>
+      </w:r>
+      <w:r>
+        <w:t>LH 0, RH 0, LF 0.50, RF 0.50. The suspension appears once duty factor drops below 0.50 — an easier threshold to find than the canter’s 0.40, so success comes fast. There is no Bound button to peek at; students compare with Trot and Pace instead.</w:t>
       </w:r>
     </w:p>
     <w:p>
@@ -2039,7 +1724,7 @@
         <w:t xml:space="preserve">Common sticking point: </w:t>
       </w:r>
       <w:r>
-        <w:t>students type values above 1.0 and break the app. Remind them that phase is a fraction of one stride, so everything lives between 0 and 1.</w:t>
+        <w:t>students try to build something canter-like and asymmetric. Remind them the bound is symmetric — two pairs, two beats: both hinds together, both fronts together. And remind them that phase is a fraction of one stride, so everything lives between 0 and 1.</w:t>
       </w:r>
     </w:p>
     <w:p>
@@ -2080,15 +1765,7 @@
         <w:spacing w:before="60" w:after="60"/>
       </w:pPr>
       <w:r>
-        <w:t xml:space="preserve">Goal: students confront the difference between a mathematical ideal and real </w:t>
-      </w:r>
-      <w:proofErr w:type="gramStart"/>
-      <w:r>
-        <w:t>biology, and</w:t>
-      </w:r>
-      <w:proofErr w:type="gramEnd"/>
-      <w:r>
-        <w:t xml:space="preserve"> learn that this gap is where the science happens — not a failure of the model.</w:t>
+        <w:t xml:space="preserve">Goal: students confront the difference between a mathematical ideal and real biology, and learn that this gap is where the science happens — not a failure of the model.</w:t>
       </w:r>
     </w:p>
     <w:p>
@@ -2108,15 +1785,7 @@
         <w:t xml:space="preserve">What success looks like: </w:t>
       </w:r>
       <w:r>
-        <w:t xml:space="preserve">students can point to the dashed line as the model’s prediction and the dot cloud as </w:t>
-      </w:r>
-      <w:proofErr w:type="gramStart"/>
-      <w:r>
-        <w:t>reality, and</w:t>
-      </w:r>
-      <w:proofErr w:type="gramEnd"/>
-      <w:r>
-        <w:t xml:space="preserve"> identify at least one limb whose real data is noticeably wider than the others.</w:t>
+        <w:t xml:space="preserve">students can point to the dashed line as the model’s prediction and the dot cloud as reality, and identify at least one limb whose real data is noticeably wider than the others.</w:t>
       </w:r>
     </w:p>
     <w:p>
@@ -2136,15 +1805,7 @@
         <w:t xml:space="preserve">Common sticking point: </w:t>
       </w:r>
       <w:r>
-        <w:t>students read the y-axis (</w:t>
-      </w:r>
-      <w:proofErr w:type="gramStart"/>
-      <w:r>
-        <w:t>stride #)</w:t>
-      </w:r>
-      <w:proofErr w:type="gramEnd"/>
-      <w:r>
-        <w:t xml:space="preserve"> as time and get confused. Clarify: each horizontal slice is one stride; the dots stack up across 80 strides.</w:t>
+        <w:t xml:space="preserve">students read the y-axis (stride #) as time and get confused. Clarify: each horizontal slice is one stride; the dots stack up across 80 strides.</w:t>
       </w:r>
     </w:p>
     <w:p>
@@ -2334,24 +1995,35 @@
         </w:numPr>
         <w:spacing w:before="30" w:after="30"/>
       </w:pPr>
-      <w:proofErr w:type="gramStart"/>
       <w:r>
         <w:rPr>
           <w:b/>
           <w:bCs/>
         </w:rPr>
-        <w:t>A pair</w:t>
-      </w:r>
-      <w:proofErr w:type="gramEnd"/>
+        <w:t xml:space="preserve">A pair finishes early. </w:t>
+      </w:r>
+      <w:r>
+        <w:t>Hand them the “invent your own gait” extension: invent a gait and name it. Give them a sharpie and a sticky note to post their creation on the wall.</w:t>
+      </w:r>
+    </w:p>
+    <w:p>
+      <w:pPr>
+        <w:pStyle w:val="ListParagraph"/>
+        <w:numPr>
+          <w:ilvl w:val="0"/>
+          <w:numId w:val="2"/>
+        </w:numPr>
+        <w:spacing w:before="30" w:after="30"/>
+      </w:pPr>
       <w:r>
         <w:rPr>
           <w:b/>
           <w:bCs/>
         </w:rPr>
-        <w:t xml:space="preserve"> finishes early. </w:t>
-      </w:r>
-      <w:r>
-        <w:t>Hand them the “invent your own gait” extension: invent a gait and name it. Give them a sharpie and a sticky note to post their creation on the wall.</w:t>
+        <w:t xml:space="preserve">A student does not have a phone. </w:t>
+      </w:r>
+      <w:r>
+        <w:t xml:space="preserve">Partner them up. This activity is actually better in pairs because the conversation drives the learning.</w:t>
       </w:r>
     </w:p>
     <w:p>
@@ -2368,46 +2040,10 @@
           <w:b/>
           <w:bCs/>
         </w:rPr>
-        <w:t xml:space="preserve">A student does not have a phone. </w:t>
-      </w:r>
-      <w:r>
-        <w:t xml:space="preserve">Partner them up. This activity is </w:t>
-      </w:r>
-      <w:proofErr w:type="gramStart"/>
-      <w:r>
-        <w:t>actually better</w:t>
-      </w:r>
-      <w:proofErr w:type="gramEnd"/>
-      <w:r>
-        <w:t xml:space="preserve"> in pairs because the conversation drives the learning.</w:t>
-      </w:r>
-    </w:p>
-    <w:p>
-      <w:pPr>
-        <w:pStyle w:val="ListParagraph"/>
-        <w:numPr>
-          <w:ilvl w:val="0"/>
-          <w:numId w:val="2"/>
-        </w:numPr>
-        <w:spacing w:before="30" w:after="30"/>
-      </w:pPr>
-      <w:r>
-        <w:rPr>
-          <w:b/>
-          <w:bCs/>
-        </w:rPr>
-        <w:t xml:space="preserve">A student asks about the Kuramoto equation on the slide. </w:t>
-      </w:r>
-      <w:r>
-        <w:t xml:space="preserve">See the Background </w:t>
-      </w:r>
-      <w:proofErr w:type="gramStart"/>
-      <w:r>
-        <w:t>primer</w:t>
-      </w:r>
-      <w:proofErr w:type="gramEnd"/>
-      <w:r>
-        <w:t xml:space="preserve">. </w:t>
+        <w:t xml:space="preserve">A student asks about the Kuramoto equation on the slide (it is also displayed below the phase clock in the app). </w:t>
+      </w:r>
+      <w:r>
+        <w:t xml:space="preserve">See the Background primer. </w:t>
       </w:r>
     </w:p>
     <w:p>
@@ -2476,15 +2112,7 @@
         <w:spacing w:before="60" w:after="60"/>
       </w:pPr>
       <w:r>
-        <w:t xml:space="preserve">You will not grade this, but if you want a quick check of what stuck: at the end, ask each pair to write one sentence on their worksheet </w:t>
-      </w:r>
-      <w:proofErr w:type="gramStart"/>
-      <w:r>
-        <w:t>answering</w:t>
-      </w:r>
-      <w:proofErr w:type="gramEnd"/>
-      <w:r>
-        <w:t xml:space="preserve"> “what does K do?” Collect the worksheets at the door. Reading those sentences later is the single best gauge of whether the activity worked.</w:t>
+        <w:t xml:space="preserve">You will not grade this, but if you want a quick check of what stuck: at the end, ask each pair to write one sentence on their worksheet answering “what does K do?” Collect the worksheets at the door. Reading those sentences later is the single best gauge of whether the activity worked.</w:t>
       </w:r>
     </w:p>
     <w:p>
@@ -2576,61 +2204,7 @@
           <w:iCs/>
           <w:color w:val="6B5B4A"/>
         </w:rPr>
-        <w:t xml:space="preserve">This module is released by </w:t>
-      </w:r>
-      <w:proofErr w:type="spellStart"/>
-      <w:r>
-        <w:rPr>
-          <w:i/>
-          <w:iCs/>
-          <w:color w:val="6B5B4A"/>
-        </w:rPr>
-        <w:t>EquiPhysics</w:t>
-      </w:r>
-      <w:proofErr w:type="spellEnd"/>
-      <w:r>
-        <w:rPr>
-          <w:i/>
-          <w:iCs/>
-          <w:color w:val="6B5B4A"/>
-        </w:rPr>
-        <w:t xml:space="preserve"> for free educational use. Please credit </w:t>
-      </w:r>
-      <w:proofErr w:type="spellStart"/>
-      <w:r>
-        <w:rPr>
-          <w:i/>
-          <w:iCs/>
-          <w:color w:val="6B5B4A"/>
-        </w:rPr>
-        <w:t>EquiPhysics</w:t>
-      </w:r>
-      <w:proofErr w:type="spellEnd"/>
-      <w:r>
-        <w:rPr>
-          <w:i/>
-          <w:iCs/>
-          <w:color w:val="6B5B4A"/>
-        </w:rPr>
-        <w:t xml:space="preserve"> and Laura Miller if you adapt </w:t>
-      </w:r>
-      <w:proofErr w:type="gramStart"/>
-      <w:r>
-        <w:rPr>
-          <w:i/>
-          <w:iCs/>
-          <w:color w:val="6B5B4A"/>
-        </w:rPr>
-        <w:t>it, and</w:t>
-      </w:r>
-      <w:proofErr w:type="gramEnd"/>
-      <w:r>
-        <w:rPr>
-          <w:i/>
-          <w:iCs/>
-          <w:color w:val="6B5B4A"/>
-        </w:rPr>
-        <w:t xml:space="preserve"> send us a photo of your session — we love seeing where it lands. </w:t>
+        <w:t xml:space="preserve">This module is released by EquiPhysics for free educational use. Please credit EquiPhysics and Laura Miller if you adapt it, and send us a photo of your session — we love seeing where it lands. </w:t>
       </w:r>
       <w:hyperlink r:id="rId9" w:history="1">
         <w:r>
@@ -2649,36 +2223,8 @@
           <w:iCs/>
           <w:color w:val="6B5B4A"/>
         </w:rPr>
-        <w:t xml:space="preserve">  ·  Instagram @equiphysics_</w:t>
-      </w:r>
-      <w:proofErr w:type="gramStart"/>
-      <w:r>
-        <w:rPr>
-          <w:i/>
-          <w:iCs/>
-          <w:color w:val="6B5B4A"/>
-        </w:rPr>
-        <w:t>institute  ·</w:t>
-      </w:r>
-      <w:proofErr w:type="gramEnd"/>
-      <w:r>
-        <w:rPr>
-          <w:i/>
-          <w:iCs/>
-          <w:color w:val="6B5B4A"/>
-        </w:rPr>
-        <w:t xml:space="preserve">  Facebook: </w:t>
-      </w:r>
-      <w:proofErr w:type="spellStart"/>
-      <w:r>
-        <w:rPr>
-          <w:i/>
-          <w:iCs/>
-          <w:color w:val="6B5B4A"/>
-        </w:rPr>
-        <w:t>Equiphysics</w:t>
-      </w:r>
-      <w:proofErr w:type="spellEnd"/>
+        <w:t xml:space="preserve">  ·  Instagram @equiphysics_institute  ·  Facebook: Equiphysics</w:t>
+      </w:r>
     </w:p>
     <w:sectPr>
       <w:headerReference w:type="default" r:id="rId10"/>
